--- a/ボランティア楽校_実施要項.docx
+++ b/ボランティア楽校_実施要項.docx
@@ -944,134 +944,13 @@
                 <w:sz w:val="19"/>
                 <w:szCs w:val="19"/>
               </w:rPr>
-              <w:t xml:space="preserve">カフェスペースでの交流（お茶を飲みながらの相談・情報交換）</w:t>
-            </w:r>
-          </w:p>
-          <w:p>
-            <w:pPr>
-              <w:spacing w:line="290"/>
-              <w:ind w:left="220" w:hanging="220"/>
-            </w:pPr>
-            <w:r>
-              <w:rPr>
-                <w:rFonts w:ascii="游明朝" w:cs="游明朝" w:eastAsia="游明朝" w:hAnsi="游明朝"/>
-                <w:b w:val="false"/>
-                <w:bCs w:val="false"/>
-                <w:color w:val="000000"/>
-                <w:sz w:val="21"/>
-                <w:szCs w:val="21"/>
-              </w:rPr>
-              <w:t xml:space="preserve">・１２：００　閉会</w:t>
-            </w:r>
-          </w:p>
-        </w:tc>
-      </w:tr>
-      <w:tr>
-        <w:tc>
-          <w:tcPr>
-            <w:tcW w:type="dxa" w:w="640"/>
-            <w:tcBorders>
-              <w:top w:val="none" w:color="FFFFFF" w:sz="0"/>
-              <w:left w:val="none" w:color="FFFFFF" w:sz="0"/>
-              <w:bottom w:val="none" w:color="FFFFFF" w:sz="0"/>
-              <w:right w:val="none" w:color="FFFFFF" w:sz="0"/>
-            </w:tcBorders>
-            <w:tcMar>
-              <w:top w:type="dxa" w:w="80"/>
-              <w:left w:type="dxa" w:w="0"/>
-              <w:bottom w:type="dxa" w:w="80"/>
-              <w:right w:type="dxa" w:w="90"/>
-            </w:tcMar>
-            <w:vAlign w:val="top"/>
-          </w:tcPr>
-          <w:p>
-            <w:pPr>
-              <w:spacing w:after="0" w:before="0" w:line="300"/>
-              <w:jc w:val="right"/>
-            </w:pPr>
-            <w:r>
-              <w:rPr>
-                <w:rFonts w:ascii="游ゴシック" w:cs="游ゴシック" w:eastAsia="游ゴシック" w:hAnsi="游ゴシック"/>
-                <w:b/>
-                <w:bCs/>
-                <w:color w:val="000000"/>
-                <w:sz w:val="21"/>
-                <w:szCs w:val="21"/>
-              </w:rPr>
-              <w:t xml:space="preserve">7.</w:t>
-            </w:r>
-          </w:p>
-        </w:tc>
-        <w:tc>
-          <w:tcPr>
-            <w:tcW w:type="dxa" w:w="1500"/>
-            <w:tcBorders>
-              <w:top w:val="none" w:color="FFFFFF" w:sz="0"/>
-              <w:left w:val="none" w:color="FFFFFF" w:sz="0"/>
-              <w:bottom w:val="none" w:color="FFFFFF" w:sz="0"/>
-              <w:right w:val="none" w:color="FFFFFF" w:sz="0"/>
-            </w:tcBorders>
-            <w:tcMar>
-              <w:top w:type="dxa" w:w="80"/>
-              <w:left w:type="dxa" w:w="90"/>
-              <w:bottom w:type="dxa" w:w="80"/>
-              <w:right w:type="dxa" w:w="90"/>
-            </w:tcMar>
-            <w:vAlign w:val="top"/>
-          </w:tcPr>
-          <w:p>
-            <w:pPr>
-              <w:spacing w:after="0" w:before="0" w:line="300"/>
-            </w:pPr>
-            <w:r>
-              <w:rPr>
-                <w:rFonts w:ascii="游ゴシック" w:cs="游ゴシック" w:eastAsia="游ゴシック" w:hAnsi="游ゴシック"/>
-                <w:b/>
-                <w:bCs/>
-                <w:color w:val="000000"/>
-                <w:sz w:val="21"/>
-                <w:szCs w:val="21"/>
-              </w:rPr>
-              <w:t xml:space="preserve">対　　象：</w:t>
-            </w:r>
-          </w:p>
-        </w:tc>
-        <w:tc>
-          <w:tcPr>
-            <w:tcW w:type="dxa" w:w="7460"/>
-            <w:tcBorders>
-              <w:top w:val="none" w:color="FFFFFF" w:sz="0"/>
-              <w:left w:val="none" w:color="FFFFFF" w:sz="0"/>
-              <w:bottom w:val="none" w:color="FFFFFF" w:sz="0"/>
-              <w:right w:val="none" w:color="FFFFFF" w:sz="0"/>
-            </w:tcBorders>
-            <w:tcMar>
-              <w:top w:type="dxa" w:w="80"/>
-              <w:left w:type="dxa" w:w="60"/>
-              <w:bottom w:type="dxa" w:w="80"/>
-              <w:right w:type="dxa" w:w="90"/>
-            </w:tcMar>
-            <w:vAlign w:val="top"/>
-          </w:tcPr>
-          <w:p>
-            <w:pPr>
-              <w:spacing w:after="0" w:before="0" w:line="300"/>
-            </w:pPr>
-            <w:r>
-              <w:rPr>
-                <w:rFonts w:ascii="游明朝" w:cs="游明朝" w:eastAsia="游明朝" w:hAnsi="游明朝"/>
-                <w:b w:val="false"/>
-                <w:bCs w:val="false"/>
-                <w:color w:val="000000"/>
-                <w:sz w:val="21"/>
-                <w:szCs w:val="21"/>
-              </w:rPr>
-              <w:t xml:space="preserve">全住民（防災や地域の支え合い、ボランティア活動に興味のある方）</w:t>
-            </w:r>
-          </w:p>
-          <w:p>
-            <w:pPr>
-              <w:spacing w:after="0" w:before="0" w:line="280"/>
+              <w:t xml:space="preserve">　※ 盆栽は、ご希望の方は実際に鉢づくりを体験していただけます</w:t>
+            </w:r>
+          </w:p>
+          <w:p>
+            <w:pPr>
+              <w:spacing w:line="280"/>
+              <w:ind w:left="460" w:hanging="0"/>
             </w:pPr>
             <w:r>
               <w:rPr>
@@ -1082,7 +961,24 @@
                 <w:sz w:val="19"/>
                 <w:szCs w:val="19"/>
               </w:rPr>
-              <w:t xml:space="preserve">年齢・経験は問いません。ボランティア活動をしたことがない方も歓迎します。</w:t>
+              <w:t xml:space="preserve">カフェスペースでの交流（お茶を飲みながらの相談・情報交換）</w:t>
+            </w:r>
+          </w:p>
+          <w:p>
+            <w:pPr>
+              <w:spacing w:line="290"/>
+              <w:ind w:left="220" w:hanging="220"/>
+            </w:pPr>
+            <w:r>
+              <w:rPr>
+                <w:rFonts w:ascii="游明朝" w:cs="游明朝" w:eastAsia="游明朝" w:hAnsi="游明朝"/>
+                <w:b w:val="false"/>
+                <w:bCs w:val="false"/>
+                <w:color w:val="000000"/>
+                <w:sz w:val="21"/>
+                <w:szCs w:val="21"/>
+              </w:rPr>
+              <w:t xml:space="preserve">・１２：００　閉会</w:t>
             </w:r>
           </w:p>
         </w:tc>
@@ -1119,7 +1015,7 @@
                 <w:sz w:val="21"/>
                 <w:szCs w:val="21"/>
               </w:rPr>
-              <w:t xml:space="preserve">8.</w:t>
+              <w:t xml:space="preserve">7.</w:t>
             </w:r>
           </w:p>
         </w:tc>
@@ -1153,7 +1049,7 @@
                 <w:sz w:val="21"/>
                 <w:szCs w:val="21"/>
               </w:rPr>
-              <w:t xml:space="preserve">定　　員：</w:t>
+              <w:t xml:space="preserve">対　　象：</w:t>
             </w:r>
           </w:p>
         </w:tc>
@@ -1187,338 +1083,7 @@
                 <w:sz w:val="21"/>
                 <w:szCs w:val="21"/>
               </w:rPr>
-              <w:t xml:space="preserve">５０人</w:t>
-            </w:r>
-          </w:p>
-        </w:tc>
-      </w:tr>
-      <w:tr>
-        <w:tc>
-          <w:tcPr>
-            <w:tcW w:type="dxa" w:w="640"/>
-            <w:tcBorders>
-              <w:top w:val="none" w:color="FFFFFF" w:sz="0"/>
-              <w:left w:val="none" w:color="FFFFFF" w:sz="0"/>
-              <w:bottom w:val="none" w:color="FFFFFF" w:sz="0"/>
-              <w:right w:val="none" w:color="FFFFFF" w:sz="0"/>
-            </w:tcBorders>
-            <w:tcMar>
-              <w:top w:type="dxa" w:w="80"/>
-              <w:left w:type="dxa" w:w="0"/>
-              <w:bottom w:type="dxa" w:w="80"/>
-              <w:right w:type="dxa" w:w="90"/>
-            </w:tcMar>
-            <w:vAlign w:val="top"/>
-          </w:tcPr>
-          <w:p>
-            <w:pPr>
-              <w:spacing w:after="0" w:before="0" w:line="300"/>
-              <w:jc w:val="right"/>
-            </w:pPr>
-            <w:r>
-              <w:rPr>
-                <w:rFonts w:ascii="游ゴシック" w:cs="游ゴシック" w:eastAsia="游ゴシック" w:hAnsi="游ゴシック"/>
-                <w:b/>
-                <w:bCs/>
-                <w:color w:val="000000"/>
-                <w:sz w:val="21"/>
-                <w:szCs w:val="21"/>
-              </w:rPr>
-              <w:t xml:space="preserve">9.</w:t>
-            </w:r>
-          </w:p>
-        </w:tc>
-        <w:tc>
-          <w:tcPr>
-            <w:tcW w:type="dxa" w:w="1500"/>
-            <w:tcBorders>
-              <w:top w:val="none" w:color="FFFFFF" w:sz="0"/>
-              <w:left w:val="none" w:color="FFFFFF" w:sz="0"/>
-              <w:bottom w:val="none" w:color="FFFFFF" w:sz="0"/>
-              <w:right w:val="none" w:color="FFFFFF" w:sz="0"/>
-            </w:tcBorders>
-            <w:tcMar>
-              <w:top w:type="dxa" w:w="80"/>
-              <w:left w:type="dxa" w:w="90"/>
-              <w:bottom w:type="dxa" w:w="80"/>
-              <w:right w:type="dxa" w:w="90"/>
-            </w:tcMar>
-            <w:vAlign w:val="top"/>
-          </w:tcPr>
-          <w:p>
-            <w:pPr>
-              <w:spacing w:after="0" w:before="0" w:line="300"/>
-            </w:pPr>
-            <w:r>
-              <w:rPr>
-                <w:rFonts w:ascii="游ゴシック" w:cs="游ゴシック" w:eastAsia="游ゴシック" w:hAnsi="游ゴシック"/>
-                <w:b/>
-                <w:bCs/>
-                <w:color w:val="000000"/>
-                <w:sz w:val="21"/>
-                <w:szCs w:val="21"/>
-              </w:rPr>
-              <w:t xml:space="preserve">参 加 費：</w:t>
-            </w:r>
-          </w:p>
-        </w:tc>
-        <w:tc>
-          <w:tcPr>
-            <w:tcW w:type="dxa" w:w="7460"/>
-            <w:tcBorders>
-              <w:top w:val="none" w:color="FFFFFF" w:sz="0"/>
-              <w:left w:val="none" w:color="FFFFFF" w:sz="0"/>
-              <w:bottom w:val="none" w:color="FFFFFF" w:sz="0"/>
-              <w:right w:val="none" w:color="FFFFFF" w:sz="0"/>
-            </w:tcBorders>
-            <w:tcMar>
-              <w:top w:type="dxa" w:w="80"/>
-              <w:left w:type="dxa" w:w="60"/>
-              <w:bottom w:type="dxa" w:w="80"/>
-              <w:right w:type="dxa" w:w="90"/>
-            </w:tcMar>
-            <w:vAlign w:val="top"/>
-          </w:tcPr>
-          <w:p>
-            <w:pPr>
-              <w:spacing w:after="0" w:before="0" w:line="300"/>
-            </w:pPr>
-            <w:r>
-              <w:rPr>
-                <w:rFonts w:ascii="游明朝" w:cs="游明朝" w:eastAsia="游明朝" w:hAnsi="游明朝"/>
-                <w:b w:val="false"/>
-                <w:bCs w:val="false"/>
-                <w:color w:val="000000"/>
-                <w:sz w:val="21"/>
-                <w:szCs w:val="21"/>
-              </w:rPr>
-              <w:t xml:space="preserve">無料</w:t>
-            </w:r>
-          </w:p>
-        </w:tc>
-      </w:tr>
-      <w:tr>
-        <w:tc>
-          <w:tcPr>
-            <w:tcW w:type="dxa" w:w="640"/>
-            <w:tcBorders>
-              <w:top w:val="none" w:color="FFFFFF" w:sz="0"/>
-              <w:left w:val="none" w:color="FFFFFF" w:sz="0"/>
-              <w:bottom w:val="none" w:color="FFFFFF" w:sz="0"/>
-              <w:right w:val="none" w:color="FFFFFF" w:sz="0"/>
-            </w:tcBorders>
-            <w:tcMar>
-              <w:top w:type="dxa" w:w="80"/>
-              <w:left w:type="dxa" w:w="0"/>
-              <w:bottom w:type="dxa" w:w="80"/>
-              <w:right w:type="dxa" w:w="90"/>
-            </w:tcMar>
-            <w:vAlign w:val="top"/>
-          </w:tcPr>
-          <w:p>
-            <w:pPr>
-              <w:spacing w:after="0" w:before="0" w:line="300"/>
-              <w:jc w:val="right"/>
-            </w:pPr>
-            <w:r>
-              <w:rPr>
-                <w:rFonts w:ascii="游ゴシック" w:cs="游ゴシック" w:eastAsia="游ゴシック" w:hAnsi="游ゴシック"/>
-                <w:b/>
-                <w:bCs/>
-                <w:color w:val="000000"/>
-                <w:sz w:val="21"/>
-                <w:szCs w:val="21"/>
-              </w:rPr>
-              <w:t xml:space="preserve">10.</w:t>
-            </w:r>
-          </w:p>
-        </w:tc>
-        <w:tc>
-          <w:tcPr>
-            <w:tcW w:type="dxa" w:w="1500"/>
-            <w:tcBorders>
-              <w:top w:val="none" w:color="FFFFFF" w:sz="0"/>
-              <w:left w:val="none" w:color="FFFFFF" w:sz="0"/>
-              <w:bottom w:val="none" w:color="FFFFFF" w:sz="0"/>
-              <w:right w:val="none" w:color="FFFFFF" w:sz="0"/>
-            </w:tcBorders>
-            <w:tcMar>
-              <w:top w:type="dxa" w:w="80"/>
-              <w:left w:type="dxa" w:w="90"/>
-              <w:bottom w:type="dxa" w:w="80"/>
-              <w:right w:type="dxa" w:w="90"/>
-            </w:tcMar>
-            <w:vAlign w:val="top"/>
-          </w:tcPr>
-          <w:p>
-            <w:pPr>
-              <w:spacing w:after="0" w:before="0" w:line="300"/>
-            </w:pPr>
-            <w:r>
-              <w:rPr>
-                <w:rFonts w:ascii="游ゴシック" w:cs="游ゴシック" w:eastAsia="游ゴシック" w:hAnsi="游ゴシック"/>
-                <w:b/>
-                <w:bCs/>
-                <w:color w:val="000000"/>
-                <w:sz w:val="21"/>
-                <w:szCs w:val="21"/>
-              </w:rPr>
-              <w:t xml:space="preserve">記 念 品：</w:t>
-            </w:r>
-          </w:p>
-        </w:tc>
-        <w:tc>
-          <w:tcPr>
-            <w:tcW w:type="dxa" w:w="7460"/>
-            <w:tcBorders>
-              <w:top w:val="none" w:color="FFFFFF" w:sz="0"/>
-              <w:left w:val="none" w:color="FFFFFF" w:sz="0"/>
-              <w:bottom w:val="none" w:color="FFFFFF" w:sz="0"/>
-              <w:right w:val="none" w:color="FFFFFF" w:sz="0"/>
-            </w:tcBorders>
-            <w:tcMar>
-              <w:top w:type="dxa" w:w="80"/>
-              <w:left w:type="dxa" w:w="60"/>
-              <w:bottom w:type="dxa" w:w="80"/>
-              <w:right w:type="dxa" w:w="90"/>
-            </w:tcMar>
-            <w:vAlign w:val="top"/>
-          </w:tcPr>
-          <w:p>
-            <w:pPr>
-              <w:spacing w:after="0" w:before="0" w:line="300"/>
-            </w:pPr>
-            <w:r>
-              <w:rPr>
-                <w:rFonts w:ascii="游明朝" w:cs="游明朝" w:eastAsia="游明朝" w:hAnsi="游明朝"/>
-                <w:b w:val="false"/>
-                <w:bCs w:val="false"/>
-                <w:color w:val="000000"/>
-                <w:sz w:val="21"/>
-                <w:szCs w:val="21"/>
-              </w:rPr>
-              <w:t xml:space="preserve">参加者には記念品を贈呈</w:t>
-            </w:r>
-          </w:p>
-        </w:tc>
-      </w:tr>
-      <w:tr>
-        <w:tc>
-          <w:tcPr>
-            <w:tcW w:type="dxa" w:w="640"/>
-            <w:tcBorders>
-              <w:top w:val="none" w:color="FFFFFF" w:sz="0"/>
-              <w:left w:val="none" w:color="FFFFFF" w:sz="0"/>
-              <w:bottom w:val="none" w:color="FFFFFF" w:sz="0"/>
-              <w:right w:val="none" w:color="FFFFFF" w:sz="0"/>
-            </w:tcBorders>
-            <w:tcMar>
-              <w:top w:type="dxa" w:w="80"/>
-              <w:left w:type="dxa" w:w="0"/>
-              <w:bottom w:type="dxa" w:w="80"/>
-              <w:right w:type="dxa" w:w="90"/>
-            </w:tcMar>
-            <w:vAlign w:val="top"/>
-          </w:tcPr>
-          <w:p>
-            <w:pPr>
-              <w:spacing w:after="0" w:before="0" w:line="300"/>
-              <w:jc w:val="right"/>
-            </w:pPr>
-            <w:r>
-              <w:rPr>
-                <w:rFonts w:ascii="游ゴシック" w:cs="游ゴシック" w:eastAsia="游ゴシック" w:hAnsi="游ゴシック"/>
-                <w:b/>
-                <w:bCs/>
-                <w:color w:val="000000"/>
-                <w:sz w:val="21"/>
-                <w:szCs w:val="21"/>
-              </w:rPr>
-              <w:t xml:space="preserve">11.</w:t>
-            </w:r>
-          </w:p>
-        </w:tc>
-        <w:tc>
-          <w:tcPr>
-            <w:tcW w:type="dxa" w:w="1500"/>
-            <w:tcBorders>
-              <w:top w:val="none" w:color="FFFFFF" w:sz="0"/>
-              <w:left w:val="none" w:color="FFFFFF" w:sz="0"/>
-              <w:bottom w:val="none" w:color="FFFFFF" w:sz="0"/>
-              <w:right w:val="none" w:color="FFFFFF" w:sz="0"/>
-            </w:tcBorders>
-            <w:tcMar>
-              <w:top w:type="dxa" w:w="80"/>
-              <w:left w:type="dxa" w:w="90"/>
-              <w:bottom w:type="dxa" w:w="80"/>
-              <w:right w:type="dxa" w:w="90"/>
-            </w:tcMar>
-            <w:vAlign w:val="top"/>
-          </w:tcPr>
-          <w:p>
-            <w:pPr>
-              <w:spacing w:after="0" w:before="0" w:line="300"/>
-            </w:pPr>
-            <w:r>
-              <w:rPr>
-                <w:rFonts w:ascii="游ゴシック" w:cs="游ゴシック" w:eastAsia="游ゴシック" w:hAnsi="游ゴシック"/>
-                <w:b/>
-                <w:bCs/>
-                <w:color w:val="000000"/>
-                <w:sz w:val="21"/>
-                <w:szCs w:val="21"/>
-              </w:rPr>
-              <w:t xml:space="preserve">協　　力：</w:t>
-            </w:r>
-          </w:p>
-        </w:tc>
-        <w:tc>
-          <w:tcPr>
-            <w:tcW w:type="dxa" w:w="7460"/>
-            <w:tcBorders>
-              <w:top w:val="none" w:color="FFFFFF" w:sz="0"/>
-              <w:left w:val="none" w:color="FFFFFF" w:sz="0"/>
-              <w:bottom w:val="none" w:color="FFFFFF" w:sz="0"/>
-              <w:right w:val="none" w:color="FFFFFF" w:sz="0"/>
-            </w:tcBorders>
-            <w:tcMar>
-              <w:top w:type="dxa" w:w="80"/>
-              <w:left w:type="dxa" w:w="60"/>
-              <w:bottom w:type="dxa" w:w="80"/>
-              <w:right w:type="dxa" w:w="90"/>
-            </w:tcMar>
-            <w:vAlign w:val="top"/>
-          </w:tcPr>
-          <w:p>
-            <w:pPr>
-              <w:spacing w:after="0" w:before="0" w:line="300"/>
-            </w:pPr>
-            <w:r>
-              <w:rPr>
-                <w:rFonts w:ascii="游明朝" w:cs="游明朝" w:eastAsia="游明朝" w:hAnsi="游明朝"/>
-                <w:b w:val="false"/>
-                <w:bCs w:val="false"/>
-                <w:color w:val="000000"/>
-                <w:sz w:val="21"/>
-                <w:szCs w:val="21"/>
-              </w:rPr>
-              <w:t xml:space="preserve">大郷町の防災士のみなさん（依頼中）</w:t>
-            </w:r>
-          </w:p>
-          <w:p>
-            <w:pPr>
-              <w:spacing w:after="0" w:before="0" w:line="300"/>
-            </w:pPr>
-            <w:r>
-              <w:rPr>
-                <w:rFonts w:ascii="游明朝" w:cs="游明朝" w:eastAsia="游明朝" w:hAnsi="游明朝"/>
-                <w:b w:val="false"/>
-                <w:bCs w:val="false"/>
-                <w:color w:val="000000"/>
-                <w:sz w:val="21"/>
-                <w:szCs w:val="21"/>
-              </w:rPr>
-              <w:t xml:space="preserve">高橋　文之　氏（盆栽ボランティア）、配食ボランティアのみなさん</w:t>
+              <w:t xml:space="preserve">全住民（防災や地域の支え合い、ボランティア活動に興味のある方）</w:t>
             </w:r>
           </w:p>
           <w:p>
@@ -1534,7 +1099,7 @@
                 <w:sz w:val="19"/>
                 <w:szCs w:val="19"/>
               </w:rPr>
-              <w:t xml:space="preserve">防災バッグは、大郷町役場総務課防災対策室からお借りします。</w:t>
+              <w:t xml:space="preserve">年齢・経験は問いません。ボランティア活動をしたことがない方も歓迎します。</w:t>
             </w:r>
           </w:p>
         </w:tc>
@@ -1571,7 +1136,7 @@
                 <w:sz w:val="21"/>
                 <w:szCs w:val="21"/>
               </w:rPr>
-              <w:t xml:space="preserve">12.</w:t>
+              <w:t xml:space="preserve">8.</w:t>
             </w:r>
           </w:p>
         </w:tc>
@@ -1605,7 +1170,7 @@
                 <w:sz w:val="21"/>
                 <w:szCs w:val="21"/>
               </w:rPr>
-              <w:t xml:space="preserve">周知の方法：</w:t>
+              <w:t xml:space="preserve">定　　員：</w:t>
             </w:r>
           </w:p>
         </w:tc>
@@ -1639,7 +1204,7 @@
                 <w:sz w:val="21"/>
                 <w:szCs w:val="21"/>
               </w:rPr>
-              <w:t xml:space="preserve">全戸配布チラシ（１０月・１１月）、回覧、社協ＨＰ、ＳＮＳ（公式ＬＩＮＥ、フェイスブック）、町内店舗・公民館等への掲示、町広報、役場公式ＬＩＮＥ</w:t>
+              <w:t xml:space="preserve">５０人</w:t>
             </w:r>
           </w:p>
         </w:tc>
@@ -1676,7 +1241,7 @@
                 <w:sz w:val="21"/>
                 <w:szCs w:val="21"/>
               </w:rPr>
-              <w:t xml:space="preserve">13.</w:t>
+              <w:t xml:space="preserve">9.</w:t>
             </w:r>
           </w:p>
         </w:tc>
@@ -1710,7 +1275,7 @@
                 <w:sz w:val="21"/>
                 <w:szCs w:val="21"/>
               </w:rPr>
-              <w:t xml:space="preserve">申込の方法：</w:t>
+              <w:t xml:space="preserve">参 加 費：</w:t>
             </w:r>
           </w:p>
         </w:tc>
@@ -1744,7 +1309,233 @@
                 <w:sz w:val="21"/>
                 <w:szCs w:val="21"/>
               </w:rPr>
-              <w:t xml:space="preserve">電話・ＦＡＸ・メール・Ｇｏｏｇｌｅフォーム（チラシのＱＲコード）</w:t>
+              <w:t xml:space="preserve">無料</w:t>
+            </w:r>
+          </w:p>
+        </w:tc>
+      </w:tr>
+      <w:tr>
+        <w:tc>
+          <w:tcPr>
+            <w:tcW w:type="dxa" w:w="640"/>
+            <w:tcBorders>
+              <w:top w:val="none" w:color="FFFFFF" w:sz="0"/>
+              <w:left w:val="none" w:color="FFFFFF" w:sz="0"/>
+              <w:bottom w:val="none" w:color="FFFFFF" w:sz="0"/>
+              <w:right w:val="none" w:color="FFFFFF" w:sz="0"/>
+            </w:tcBorders>
+            <w:tcMar>
+              <w:top w:type="dxa" w:w="80"/>
+              <w:left w:type="dxa" w:w="0"/>
+              <w:bottom w:type="dxa" w:w="80"/>
+              <w:right w:type="dxa" w:w="90"/>
+            </w:tcMar>
+            <w:vAlign w:val="top"/>
+          </w:tcPr>
+          <w:p>
+            <w:pPr>
+              <w:spacing w:after="0" w:before="0" w:line="300"/>
+              <w:jc w:val="right"/>
+            </w:pPr>
+            <w:r>
+              <w:rPr>
+                <w:rFonts w:ascii="游ゴシック" w:cs="游ゴシック" w:eastAsia="游ゴシック" w:hAnsi="游ゴシック"/>
+                <w:b/>
+                <w:bCs/>
+                <w:color w:val="000000"/>
+                <w:sz w:val="21"/>
+                <w:szCs w:val="21"/>
+              </w:rPr>
+              <w:t xml:space="preserve">10.</w:t>
+            </w:r>
+          </w:p>
+        </w:tc>
+        <w:tc>
+          <w:tcPr>
+            <w:tcW w:type="dxa" w:w="1500"/>
+            <w:tcBorders>
+              <w:top w:val="none" w:color="FFFFFF" w:sz="0"/>
+              <w:left w:val="none" w:color="FFFFFF" w:sz="0"/>
+              <w:bottom w:val="none" w:color="FFFFFF" w:sz="0"/>
+              <w:right w:val="none" w:color="FFFFFF" w:sz="0"/>
+            </w:tcBorders>
+            <w:tcMar>
+              <w:top w:type="dxa" w:w="80"/>
+              <w:left w:type="dxa" w:w="90"/>
+              <w:bottom w:type="dxa" w:w="80"/>
+              <w:right w:type="dxa" w:w="90"/>
+            </w:tcMar>
+            <w:vAlign w:val="top"/>
+          </w:tcPr>
+          <w:p>
+            <w:pPr>
+              <w:spacing w:after="0" w:before="0" w:line="300"/>
+            </w:pPr>
+            <w:r>
+              <w:rPr>
+                <w:rFonts w:ascii="游ゴシック" w:cs="游ゴシック" w:eastAsia="游ゴシック" w:hAnsi="游ゴシック"/>
+                <w:b/>
+                <w:bCs/>
+                <w:color w:val="000000"/>
+                <w:sz w:val="21"/>
+                <w:szCs w:val="21"/>
+              </w:rPr>
+              <w:t xml:space="preserve">記 念 品：</w:t>
+            </w:r>
+          </w:p>
+        </w:tc>
+        <w:tc>
+          <w:tcPr>
+            <w:tcW w:type="dxa" w:w="7460"/>
+            <w:tcBorders>
+              <w:top w:val="none" w:color="FFFFFF" w:sz="0"/>
+              <w:left w:val="none" w:color="FFFFFF" w:sz="0"/>
+              <w:bottom w:val="none" w:color="FFFFFF" w:sz="0"/>
+              <w:right w:val="none" w:color="FFFFFF" w:sz="0"/>
+            </w:tcBorders>
+            <w:tcMar>
+              <w:top w:type="dxa" w:w="80"/>
+              <w:left w:type="dxa" w:w="60"/>
+              <w:bottom w:type="dxa" w:w="80"/>
+              <w:right w:type="dxa" w:w="90"/>
+            </w:tcMar>
+            <w:vAlign w:val="top"/>
+          </w:tcPr>
+          <w:p>
+            <w:pPr>
+              <w:spacing w:after="0" w:before="0" w:line="300"/>
+            </w:pPr>
+            <w:r>
+              <w:rPr>
+                <w:rFonts w:ascii="游明朝" w:cs="游明朝" w:eastAsia="游明朝" w:hAnsi="游明朝"/>
+                <w:b w:val="false"/>
+                <w:bCs w:val="false"/>
+                <w:color w:val="000000"/>
+                <w:sz w:val="21"/>
+                <w:szCs w:val="21"/>
+              </w:rPr>
+              <w:t xml:space="preserve">参加者には記念品を贈呈</w:t>
+            </w:r>
+          </w:p>
+        </w:tc>
+      </w:tr>
+      <w:tr>
+        <w:tc>
+          <w:tcPr>
+            <w:tcW w:type="dxa" w:w="640"/>
+            <w:tcBorders>
+              <w:top w:val="none" w:color="FFFFFF" w:sz="0"/>
+              <w:left w:val="none" w:color="FFFFFF" w:sz="0"/>
+              <w:bottom w:val="none" w:color="FFFFFF" w:sz="0"/>
+              <w:right w:val="none" w:color="FFFFFF" w:sz="0"/>
+            </w:tcBorders>
+            <w:tcMar>
+              <w:top w:type="dxa" w:w="80"/>
+              <w:left w:type="dxa" w:w="0"/>
+              <w:bottom w:type="dxa" w:w="80"/>
+              <w:right w:type="dxa" w:w="90"/>
+            </w:tcMar>
+            <w:vAlign w:val="top"/>
+          </w:tcPr>
+          <w:p>
+            <w:pPr>
+              <w:spacing w:after="0" w:before="0" w:line="300"/>
+              <w:jc w:val="right"/>
+            </w:pPr>
+            <w:r>
+              <w:rPr>
+                <w:rFonts w:ascii="游ゴシック" w:cs="游ゴシック" w:eastAsia="游ゴシック" w:hAnsi="游ゴシック"/>
+                <w:b/>
+                <w:bCs/>
+                <w:color w:val="000000"/>
+                <w:sz w:val="21"/>
+                <w:szCs w:val="21"/>
+              </w:rPr>
+              <w:t xml:space="preserve">11.</w:t>
+            </w:r>
+          </w:p>
+        </w:tc>
+        <w:tc>
+          <w:tcPr>
+            <w:tcW w:type="dxa" w:w="1500"/>
+            <w:tcBorders>
+              <w:top w:val="none" w:color="FFFFFF" w:sz="0"/>
+              <w:left w:val="none" w:color="FFFFFF" w:sz="0"/>
+              <w:bottom w:val="none" w:color="FFFFFF" w:sz="0"/>
+              <w:right w:val="none" w:color="FFFFFF" w:sz="0"/>
+            </w:tcBorders>
+            <w:tcMar>
+              <w:top w:type="dxa" w:w="80"/>
+              <w:left w:type="dxa" w:w="90"/>
+              <w:bottom w:type="dxa" w:w="80"/>
+              <w:right w:type="dxa" w:w="90"/>
+            </w:tcMar>
+            <w:vAlign w:val="top"/>
+          </w:tcPr>
+          <w:p>
+            <w:pPr>
+              <w:spacing w:after="0" w:before="0" w:line="300"/>
+            </w:pPr>
+            <w:r>
+              <w:rPr>
+                <w:rFonts w:ascii="游ゴシック" w:cs="游ゴシック" w:eastAsia="游ゴシック" w:hAnsi="游ゴシック"/>
+                <w:b/>
+                <w:bCs/>
+                <w:color w:val="000000"/>
+                <w:sz w:val="21"/>
+                <w:szCs w:val="21"/>
+              </w:rPr>
+              <w:t xml:space="preserve">協　　力：</w:t>
+            </w:r>
+          </w:p>
+        </w:tc>
+        <w:tc>
+          <w:tcPr>
+            <w:tcW w:type="dxa" w:w="7460"/>
+            <w:tcBorders>
+              <w:top w:val="none" w:color="FFFFFF" w:sz="0"/>
+              <w:left w:val="none" w:color="FFFFFF" w:sz="0"/>
+              <w:bottom w:val="none" w:color="FFFFFF" w:sz="0"/>
+              <w:right w:val="none" w:color="FFFFFF" w:sz="0"/>
+            </w:tcBorders>
+            <w:tcMar>
+              <w:top w:type="dxa" w:w="80"/>
+              <w:left w:type="dxa" w:w="60"/>
+              <w:bottom w:type="dxa" w:w="80"/>
+              <w:right w:type="dxa" w:w="90"/>
+            </w:tcMar>
+            <w:vAlign w:val="top"/>
+          </w:tcPr>
+          <w:p>
+            <w:pPr>
+              <w:spacing w:after="0" w:before="0" w:line="300"/>
+            </w:pPr>
+            <w:r>
+              <w:rPr>
+                <w:rFonts w:ascii="游明朝" w:cs="游明朝" w:eastAsia="游明朝" w:hAnsi="游明朝"/>
+                <w:b w:val="false"/>
+                <w:bCs w:val="false"/>
+                <w:color w:val="000000"/>
+                <w:sz w:val="21"/>
+                <w:szCs w:val="21"/>
+              </w:rPr>
+              <w:t xml:space="preserve">大郷町の防災士のみなさん（依頼中）</w:t>
+            </w:r>
+          </w:p>
+          <w:p>
+            <w:pPr>
+              <w:spacing w:after="0" w:before="0" w:line="300"/>
+            </w:pPr>
+            <w:r>
+              <w:rPr>
+                <w:rFonts w:ascii="游明朝" w:cs="游明朝" w:eastAsia="游明朝" w:hAnsi="游明朝"/>
+                <w:b w:val="false"/>
+                <w:bCs w:val="false"/>
+                <w:color w:val="000000"/>
+                <w:sz w:val="21"/>
+                <w:szCs w:val="21"/>
+              </w:rPr>
+              <w:t xml:space="preserve">高橋　文之　氏（盆栽ボランティア）、配食ボランティアのみなさん</w:t>
             </w:r>
           </w:p>
           <w:p>
@@ -1760,7 +1551,7 @@
                 <w:sz w:val="19"/>
                 <w:szCs w:val="19"/>
               </w:rPr>
-              <w:t xml:space="preserve">電話 ０２２−３５９−２７５３　　ＦＡＸ ０２２−３５９−４８９６</w:t>
+              <w:t xml:space="preserve">防災バッグは、大郷町役場総務課防災対策室からお借りします。</w:t>
             </w:r>
           </w:p>
         </w:tc>
@@ -1797,7 +1588,7 @@
                 <w:sz w:val="21"/>
                 <w:szCs w:val="21"/>
               </w:rPr>
-              <w:t xml:space="preserve">14.</w:t>
+              <w:t xml:space="preserve">12.</w:t>
             </w:r>
           </w:p>
         </w:tc>
@@ -1831,7 +1622,7 @@
                 <w:sz w:val="21"/>
                 <w:szCs w:val="21"/>
               </w:rPr>
-              <w:t xml:space="preserve">申込締切：</w:t>
+              <w:t xml:space="preserve">周知の方法：</w:t>
             </w:r>
           </w:p>
         </w:tc>
@@ -1865,19 +1656,112 @@
                 <w:sz w:val="21"/>
                 <w:szCs w:val="21"/>
               </w:rPr>
-              <w:t xml:space="preserve">令和８年</w:t>
-            </w:r>
-            <w:r>
-              <w:rPr>
-                <w:rFonts w:ascii="游明朝" w:cs="游明朝" w:eastAsia="游明朝" w:hAnsi="游明朝"/>
-                <w:b w:val="false"/>
-                <w:bCs w:val="false"/>
-                <w:color w:val="000000"/>
-                <w:sz w:val="21"/>
-                <w:szCs w:val="21"/>
-                <w:shd w:fill="FFF0A8" w:color="auto" w:val="clear"/>
-              </w:rPr>
-              <w:t xml:space="preserve">１２月８日（月）</w:t>
+              <w:t xml:space="preserve">全戸配布チラシ（１０月・１１月）、回覧、社協ＨＰ、ＳＮＳ（公式ＬＩＮＥ、フェイスブック）、町内店舗・公民館等への掲示、町広報、役場公式ＬＩＮＥ</w:t>
+            </w:r>
+          </w:p>
+        </w:tc>
+      </w:tr>
+      <w:tr>
+        <w:tc>
+          <w:tcPr>
+            <w:tcW w:type="dxa" w:w="640"/>
+            <w:tcBorders>
+              <w:top w:val="none" w:color="FFFFFF" w:sz="0"/>
+              <w:left w:val="none" w:color="FFFFFF" w:sz="0"/>
+              <w:bottom w:val="none" w:color="FFFFFF" w:sz="0"/>
+              <w:right w:val="none" w:color="FFFFFF" w:sz="0"/>
+            </w:tcBorders>
+            <w:tcMar>
+              <w:top w:type="dxa" w:w="80"/>
+              <w:left w:type="dxa" w:w="0"/>
+              <w:bottom w:type="dxa" w:w="80"/>
+              <w:right w:type="dxa" w:w="90"/>
+            </w:tcMar>
+            <w:vAlign w:val="top"/>
+          </w:tcPr>
+          <w:p>
+            <w:pPr>
+              <w:spacing w:after="0" w:before="0" w:line="300"/>
+              <w:jc w:val="right"/>
+            </w:pPr>
+            <w:r>
+              <w:rPr>
+                <w:rFonts w:ascii="游ゴシック" w:cs="游ゴシック" w:eastAsia="游ゴシック" w:hAnsi="游ゴシック"/>
+                <w:b/>
+                <w:bCs/>
+                <w:color w:val="000000"/>
+                <w:sz w:val="21"/>
+                <w:szCs w:val="21"/>
+              </w:rPr>
+              <w:t xml:space="preserve">13.</w:t>
+            </w:r>
+          </w:p>
+        </w:tc>
+        <w:tc>
+          <w:tcPr>
+            <w:tcW w:type="dxa" w:w="1500"/>
+            <w:tcBorders>
+              <w:top w:val="none" w:color="FFFFFF" w:sz="0"/>
+              <w:left w:val="none" w:color="FFFFFF" w:sz="0"/>
+              <w:bottom w:val="none" w:color="FFFFFF" w:sz="0"/>
+              <w:right w:val="none" w:color="FFFFFF" w:sz="0"/>
+            </w:tcBorders>
+            <w:tcMar>
+              <w:top w:type="dxa" w:w="80"/>
+              <w:left w:type="dxa" w:w="90"/>
+              <w:bottom w:type="dxa" w:w="80"/>
+              <w:right w:type="dxa" w:w="90"/>
+            </w:tcMar>
+            <w:vAlign w:val="top"/>
+          </w:tcPr>
+          <w:p>
+            <w:pPr>
+              <w:spacing w:after="0" w:before="0" w:line="300"/>
+            </w:pPr>
+            <w:r>
+              <w:rPr>
+                <w:rFonts w:ascii="游ゴシック" w:cs="游ゴシック" w:eastAsia="游ゴシック" w:hAnsi="游ゴシック"/>
+                <w:b/>
+                <w:bCs/>
+                <w:color w:val="000000"/>
+                <w:sz w:val="21"/>
+                <w:szCs w:val="21"/>
+              </w:rPr>
+              <w:t xml:space="preserve">申込の方法：</w:t>
+            </w:r>
+          </w:p>
+        </w:tc>
+        <w:tc>
+          <w:tcPr>
+            <w:tcW w:type="dxa" w:w="7460"/>
+            <w:tcBorders>
+              <w:top w:val="none" w:color="FFFFFF" w:sz="0"/>
+              <w:left w:val="none" w:color="FFFFFF" w:sz="0"/>
+              <w:bottom w:val="none" w:color="FFFFFF" w:sz="0"/>
+              <w:right w:val="none" w:color="FFFFFF" w:sz="0"/>
+            </w:tcBorders>
+            <w:tcMar>
+              <w:top w:type="dxa" w:w="80"/>
+              <w:left w:type="dxa" w:w="60"/>
+              <w:bottom w:type="dxa" w:w="80"/>
+              <w:right w:type="dxa" w:w="90"/>
+            </w:tcMar>
+            <w:vAlign w:val="top"/>
+          </w:tcPr>
+          <w:p>
+            <w:pPr>
+              <w:spacing w:after="0" w:before="0" w:line="300"/>
+            </w:pPr>
+            <w:r>
+              <w:rPr>
+                <w:rFonts w:ascii="游明朝" w:cs="游明朝" w:eastAsia="游明朝" w:hAnsi="游明朝"/>
+                <w:b w:val="false"/>
+                <w:bCs w:val="false"/>
+                <w:color w:val="000000"/>
+                <w:sz w:val="21"/>
+                <w:szCs w:val="21"/>
+              </w:rPr>
+              <w:t xml:space="preserve">電話・ＦＡＸ・メール・Ｇｏｏｇｌｅフォーム（チラシのＱＲコード）</w:t>
             </w:r>
           </w:p>
           <w:p>
@@ -1893,7 +1777,7 @@
                 <w:sz w:val="19"/>
                 <w:szCs w:val="19"/>
               </w:rPr>
-              <w:t xml:space="preserve">※ 定員になり次第、締め切ります。</w:t>
+              <w:t xml:space="preserve">電話 ０２２−３５９−２７５３　　ＦＡＸ ０２２−３５９−４８９６</w:t>
             </w:r>
           </w:p>
         </w:tc>
@@ -1930,6 +1814,139 @@
                 <w:sz w:val="21"/>
                 <w:szCs w:val="21"/>
               </w:rPr>
+              <w:t xml:space="preserve">14.</w:t>
+            </w:r>
+          </w:p>
+        </w:tc>
+        <w:tc>
+          <w:tcPr>
+            <w:tcW w:type="dxa" w:w="1500"/>
+            <w:tcBorders>
+              <w:top w:val="none" w:color="FFFFFF" w:sz="0"/>
+              <w:left w:val="none" w:color="FFFFFF" w:sz="0"/>
+              <w:bottom w:val="none" w:color="FFFFFF" w:sz="0"/>
+              <w:right w:val="none" w:color="FFFFFF" w:sz="0"/>
+            </w:tcBorders>
+            <w:tcMar>
+              <w:top w:type="dxa" w:w="80"/>
+              <w:left w:type="dxa" w:w="90"/>
+              <w:bottom w:type="dxa" w:w="80"/>
+              <w:right w:type="dxa" w:w="90"/>
+            </w:tcMar>
+            <w:vAlign w:val="top"/>
+          </w:tcPr>
+          <w:p>
+            <w:pPr>
+              <w:spacing w:after="0" w:before="0" w:line="300"/>
+            </w:pPr>
+            <w:r>
+              <w:rPr>
+                <w:rFonts w:ascii="游ゴシック" w:cs="游ゴシック" w:eastAsia="游ゴシック" w:hAnsi="游ゴシック"/>
+                <w:b/>
+                <w:bCs/>
+                <w:color w:val="000000"/>
+                <w:sz w:val="21"/>
+                <w:szCs w:val="21"/>
+              </w:rPr>
+              <w:t xml:space="preserve">申込締切：</w:t>
+            </w:r>
+          </w:p>
+        </w:tc>
+        <w:tc>
+          <w:tcPr>
+            <w:tcW w:type="dxa" w:w="7460"/>
+            <w:tcBorders>
+              <w:top w:val="none" w:color="FFFFFF" w:sz="0"/>
+              <w:left w:val="none" w:color="FFFFFF" w:sz="0"/>
+              <w:bottom w:val="none" w:color="FFFFFF" w:sz="0"/>
+              <w:right w:val="none" w:color="FFFFFF" w:sz="0"/>
+            </w:tcBorders>
+            <w:tcMar>
+              <w:top w:type="dxa" w:w="80"/>
+              <w:left w:type="dxa" w:w="60"/>
+              <w:bottom w:type="dxa" w:w="80"/>
+              <w:right w:type="dxa" w:w="90"/>
+            </w:tcMar>
+            <w:vAlign w:val="top"/>
+          </w:tcPr>
+          <w:p>
+            <w:pPr>
+              <w:spacing w:after="0" w:before="0" w:line="300"/>
+            </w:pPr>
+            <w:r>
+              <w:rPr>
+                <w:rFonts w:ascii="游明朝" w:cs="游明朝" w:eastAsia="游明朝" w:hAnsi="游明朝"/>
+                <w:b w:val="false"/>
+                <w:bCs w:val="false"/>
+                <w:color w:val="000000"/>
+                <w:sz w:val="21"/>
+                <w:szCs w:val="21"/>
+              </w:rPr>
+              <w:t xml:space="preserve">令和８年</w:t>
+            </w:r>
+            <w:r>
+              <w:rPr>
+                <w:rFonts w:ascii="游明朝" w:cs="游明朝" w:eastAsia="游明朝" w:hAnsi="游明朝"/>
+                <w:b w:val="false"/>
+                <w:bCs w:val="false"/>
+                <w:color w:val="000000"/>
+                <w:sz w:val="21"/>
+                <w:szCs w:val="21"/>
+                <w:shd w:fill="FFF0A8" w:color="auto" w:val="clear"/>
+              </w:rPr>
+              <w:t xml:space="preserve">１２月８日（月）</w:t>
+            </w:r>
+          </w:p>
+          <w:p>
+            <w:pPr>
+              <w:spacing w:after="0" w:before="0" w:line="280"/>
+            </w:pPr>
+            <w:r>
+              <w:rPr>
+                <w:rFonts w:ascii="游明朝" w:cs="游明朝" w:eastAsia="游明朝" w:hAnsi="游明朝"/>
+                <w:b w:val="false"/>
+                <w:bCs w:val="false"/>
+                <w:color w:val="3C3C3C"/>
+                <w:sz w:val="19"/>
+                <w:szCs w:val="19"/>
+              </w:rPr>
+              <w:t xml:space="preserve">※ 定員になり次第、締め切ります。</w:t>
+            </w:r>
+          </w:p>
+        </w:tc>
+      </w:tr>
+      <w:tr>
+        <w:tc>
+          <w:tcPr>
+            <w:tcW w:type="dxa" w:w="640"/>
+            <w:tcBorders>
+              <w:top w:val="none" w:color="FFFFFF" w:sz="0"/>
+              <w:left w:val="none" w:color="FFFFFF" w:sz="0"/>
+              <w:bottom w:val="none" w:color="FFFFFF" w:sz="0"/>
+              <w:right w:val="none" w:color="FFFFFF" w:sz="0"/>
+            </w:tcBorders>
+            <w:tcMar>
+              <w:top w:type="dxa" w:w="80"/>
+              <w:left w:type="dxa" w:w="0"/>
+              <w:bottom w:type="dxa" w:w="80"/>
+              <w:right w:type="dxa" w:w="90"/>
+            </w:tcMar>
+            <w:vAlign w:val="top"/>
+          </w:tcPr>
+          <w:p>
+            <w:pPr>
+              <w:spacing w:after="0" w:before="0" w:line="300"/>
+              <w:jc w:val="right"/>
+            </w:pPr>
+            <w:r>
+              <w:rPr>
+                <w:rFonts w:ascii="游ゴシック" w:cs="游ゴシック" w:eastAsia="游ゴシック" w:hAnsi="游ゴシック"/>
+                <w:b/>
+                <w:bCs/>
+                <w:color w:val="000000"/>
+                <w:sz w:val="21"/>
+                <w:szCs w:val="21"/>
+              </w:rPr>
               <w:t xml:space="preserve">15.</w:t>
             </w:r>
           </w:p>
@@ -2016,7 +2033,7 @@
                 <w:sz w:val="21"/>
                 <w:szCs w:val="21"/>
               </w:rPr>
-              <w:t xml:space="preserve">・段ボールベッドの組み立てや盆栽の体験がありますので、動きやすく、汚れてもよい服装でお越しください。持ちものはとくにありません。</w:t>
+              <w:t xml:space="preserve">・段ボールベッドの組み立てや、盆栽づくりの体験（希望される方）がありますので、動きやすく、汚れてもよい服装でお越しください。持ちものはとくにありません。</w:t>
             </w:r>
           </w:p>
           <w:p>
